--- a/report/Báo cáo.docx
+++ b/report/Báo cáo.docx
@@ -22972,6 +22972,17 @@
     </w:tbl>
     <w:p>
       <w:pPr>
+        <w:pStyle w:val="LBody"/>
+        <w:sectPr>
+          <w:pgSz w:w="16838" w:h="11906" w:orient="landscape"/>
+          <w:pgMar w:top="1985" w:right="1701" w:bottom="1134" w:left="1985" w:header="708" w:footer="708" w:gutter="0"/>
+          <w:cols w:space="708"/>
+          <w:docGrid w:linePitch="360"/>
+        </w:sectPr>
+      </w:pPr>
+    </w:p>
+    <w:p>
+      <w:pPr>
         <w:pStyle w:val="Heading2"/>
       </w:pPr>
       <w:r>
@@ -23145,9 +23156,9 @@
         <w:tblLook w:val="04A0" w:firstRow="1" w:lastRow="0" w:firstColumn="1" w:lastColumn="0" w:noHBand="0" w:noVBand="1"/>
       </w:tblPr>
       <w:tblGrid>
-        <w:gridCol w:w="794"/>
-        <w:gridCol w:w="8222"/>
-        <w:gridCol w:w="4306"/>
+        <w:gridCol w:w="534"/>
+        <w:gridCol w:w="5528"/>
+        <w:gridCol w:w="2895"/>
       </w:tblGrid>
       <w:tr>
         <w:trPr>
@@ -24087,9 +24098,9 @@
         <w:tblLook w:val="04A0" w:firstRow="1" w:lastRow="0" w:firstColumn="1" w:lastColumn="0" w:noHBand="0" w:noVBand="1"/>
       </w:tblPr>
       <w:tblGrid>
-        <w:gridCol w:w="794"/>
-        <w:gridCol w:w="9459"/>
-        <w:gridCol w:w="3069"/>
+        <w:gridCol w:w="534"/>
+        <w:gridCol w:w="6359"/>
+        <w:gridCol w:w="2064"/>
       </w:tblGrid>
       <w:tr>
         <w:trPr>
@@ -24764,9 +24775,9 @@
         <w:tblLook w:val="04A0" w:firstRow="1" w:lastRow="0" w:firstColumn="1" w:lastColumn="0" w:noHBand="0" w:noVBand="1"/>
       </w:tblPr>
       <w:tblGrid>
-        <w:gridCol w:w="794"/>
-        <w:gridCol w:w="7937"/>
-        <w:gridCol w:w="4591"/>
+        <w:gridCol w:w="533"/>
+        <w:gridCol w:w="5337"/>
+        <w:gridCol w:w="3087"/>
       </w:tblGrid>
       <w:tr>
         <w:trPr>
@@ -25376,8 +25387,7 @@
     </w:p>
     <w:tbl>
       <w:tblPr>
-        <w:tblW w:w="0" w:type="auto"/>
-        <w:tblLayout w:type="fixed"/>
+        <w:tblW w:w="5000" w:type="pct"/>
         <w:tblCellMar>
           <w:left w:w="85" w:type="dxa"/>
           <w:right w:w="85" w:type="dxa"/>
@@ -25385,9 +25395,9 @@
         <w:tblLook w:val="04A0" w:firstRow="1" w:lastRow="0" w:firstColumn="1" w:lastColumn="0" w:noHBand="0" w:noVBand="1"/>
       </w:tblPr>
       <w:tblGrid>
-        <w:gridCol w:w="936"/>
-        <w:gridCol w:w="7321"/>
-        <w:gridCol w:w="5045"/>
+        <w:gridCol w:w="662"/>
+        <w:gridCol w:w="4914"/>
+        <w:gridCol w:w="3381"/>
       </w:tblGrid>
       <w:tr>
         <w:trPr>
@@ -25396,7 +25406,7 @@
         </w:trPr>
         <w:tc>
           <w:tcPr>
-            <w:tcW w:w="936" w:type="dxa"/>
+            <w:tcW w:w="352" w:type="pct"/>
             <w:tcBorders>
               <w:top w:val="single" w:sz="12" w:space="0" w:color="121212"/>
               <w:left w:val="single" w:sz="12" w:space="0" w:color="121212"/>
@@ -25432,7 +25442,7 @@
         </w:tc>
         <w:tc>
           <w:tcPr>
-            <w:tcW w:w="7321" w:type="dxa"/>
+            <w:tcW w:w="2752" w:type="pct"/>
             <w:tcBorders>
               <w:top w:val="single" w:sz="12" w:space="0" w:color="121212"/>
               <w:left w:val="single" w:sz="12" w:space="0" w:color="121212"/>
@@ -25469,7 +25479,7 @@
         </w:tc>
         <w:tc>
           <w:tcPr>
-            <w:tcW w:w="5045" w:type="dxa"/>
+            <w:tcW w:w="1896" w:type="pct"/>
             <w:tcBorders>
               <w:top w:val="single" w:sz="12" w:space="0" w:color="121212"/>
               <w:left w:val="single" w:sz="12" w:space="0" w:color="121212"/>
@@ -25511,7 +25521,7 @@
         </w:trPr>
         <w:tc>
           <w:tcPr>
-            <w:tcW w:w="936" w:type="dxa"/>
+            <w:tcW w:w="352" w:type="pct"/>
             <w:tcBorders>
               <w:top w:val="single" w:sz="12" w:space="0" w:color="121212"/>
               <w:left w:val="single" w:sz="12" w:space="0" w:color="121212"/>
@@ -25545,7 +25555,7 @@
         </w:tc>
         <w:tc>
           <w:tcPr>
-            <w:tcW w:w="7321" w:type="dxa"/>
+            <w:tcW w:w="2752" w:type="pct"/>
             <w:tcBorders>
               <w:top w:val="single" w:sz="12" w:space="0" w:color="121212"/>
               <w:left w:val="single" w:sz="12" w:space="0" w:color="121212"/>
@@ -25590,7 +25600,7 @@
         </w:tc>
         <w:tc>
           <w:tcPr>
-            <w:tcW w:w="5045" w:type="dxa"/>
+            <w:tcW w:w="1896" w:type="pct"/>
             <w:tcBorders>
               <w:top w:val="single" w:sz="12" w:space="0" w:color="121212"/>
               <w:left w:val="single" w:sz="12" w:space="0" w:color="121212"/>
@@ -25644,7 +25654,7 @@
         </w:trPr>
         <w:tc>
           <w:tcPr>
-            <w:tcW w:w="936" w:type="dxa"/>
+            <w:tcW w:w="352" w:type="pct"/>
             <w:tcBorders>
               <w:top w:val="single" w:sz="12" w:space="0" w:color="121212"/>
               <w:left w:val="single" w:sz="12" w:space="0" w:color="121212"/>
@@ -25678,7 +25688,7 @@
         </w:tc>
         <w:tc>
           <w:tcPr>
-            <w:tcW w:w="7321" w:type="dxa"/>
+            <w:tcW w:w="2752" w:type="pct"/>
             <w:tcBorders>
               <w:top w:val="single" w:sz="12" w:space="0" w:color="121212"/>
               <w:left w:val="single" w:sz="12" w:space="0" w:color="121212"/>
@@ -25723,7 +25733,7 @@
         </w:tc>
         <w:tc>
           <w:tcPr>
-            <w:tcW w:w="5045" w:type="dxa"/>
+            <w:tcW w:w="1896" w:type="pct"/>
             <w:tcBorders>
               <w:top w:val="single" w:sz="12" w:space="0" w:color="121212"/>
               <w:left w:val="single" w:sz="12" w:space="0" w:color="121212"/>
@@ -25777,7 +25787,7 @@
         </w:trPr>
         <w:tc>
           <w:tcPr>
-            <w:tcW w:w="936" w:type="dxa"/>
+            <w:tcW w:w="352" w:type="pct"/>
             <w:tcBorders>
               <w:top w:val="single" w:sz="12" w:space="0" w:color="121212"/>
               <w:left w:val="single" w:sz="12" w:space="0" w:color="121212"/>
@@ -25811,7 +25821,7 @@
         </w:tc>
         <w:tc>
           <w:tcPr>
-            <w:tcW w:w="7321" w:type="dxa"/>
+            <w:tcW w:w="2752" w:type="pct"/>
             <w:tcBorders>
               <w:top w:val="single" w:sz="12" w:space="0" w:color="121212"/>
               <w:left w:val="single" w:sz="12" w:space="0" w:color="121212"/>
@@ -25856,7 +25866,7 @@
         </w:tc>
         <w:tc>
           <w:tcPr>
-            <w:tcW w:w="5045" w:type="dxa"/>
+            <w:tcW w:w="1896" w:type="pct"/>
             <w:tcBorders>
               <w:top w:val="single" w:sz="12" w:space="0" w:color="121212"/>
               <w:left w:val="single" w:sz="12" w:space="0" w:color="121212"/>
@@ -25894,7 +25904,7 @@
         </w:trPr>
         <w:tc>
           <w:tcPr>
-            <w:tcW w:w="936" w:type="dxa"/>
+            <w:tcW w:w="352" w:type="pct"/>
             <w:tcBorders>
               <w:top w:val="single" w:sz="12" w:space="0" w:color="121212"/>
               <w:left w:val="single" w:sz="12" w:space="0" w:color="121212"/>
@@ -25928,7 +25938,7 @@
         </w:tc>
         <w:tc>
           <w:tcPr>
-            <w:tcW w:w="7321" w:type="dxa"/>
+            <w:tcW w:w="2752" w:type="pct"/>
             <w:tcBorders>
               <w:top w:val="single" w:sz="12" w:space="0" w:color="121212"/>
               <w:left w:val="single" w:sz="12" w:space="0" w:color="121212"/>
@@ -25973,7 +25983,7 @@
         </w:tc>
         <w:tc>
           <w:tcPr>
-            <w:tcW w:w="5045" w:type="dxa"/>
+            <w:tcW w:w="1896" w:type="pct"/>
             <w:tcBorders>
               <w:top w:val="single" w:sz="12" w:space="0" w:color="121212"/>
               <w:left w:val="single" w:sz="12" w:space="0" w:color="121212"/>
@@ -26011,7 +26021,7 @@
         </w:trPr>
         <w:tc>
           <w:tcPr>
-            <w:tcW w:w="936" w:type="dxa"/>
+            <w:tcW w:w="352" w:type="pct"/>
             <w:tcBorders>
               <w:top w:val="single" w:sz="12" w:space="0" w:color="121212"/>
               <w:left w:val="single" w:sz="12" w:space="0" w:color="121212"/>
@@ -26045,7 +26055,7 @@
         </w:tc>
         <w:tc>
           <w:tcPr>
-            <w:tcW w:w="7321" w:type="dxa"/>
+            <w:tcW w:w="2752" w:type="pct"/>
             <w:tcBorders>
               <w:top w:val="single" w:sz="12" w:space="0" w:color="121212"/>
               <w:left w:val="single" w:sz="12" w:space="0" w:color="121212"/>
@@ -26090,7 +26100,7 @@
         </w:tc>
         <w:tc>
           <w:tcPr>
-            <w:tcW w:w="5045" w:type="dxa"/>
+            <w:tcW w:w="1896" w:type="pct"/>
             <w:tcBorders>
               <w:top w:val="single" w:sz="12" w:space="0" w:color="121212"/>
               <w:left w:val="single" w:sz="12" w:space="0" w:color="121212"/>
@@ -26127,29 +26137,20 @@
       <w:pPr>
         <w:pStyle w:val="LBody"/>
         <w:rPr>
-          <w:szCs w:val="18"/>
           <w:lang w:val="vi-VN"/>
         </w:rPr>
+        <w:sectPr>
+          <w:pgSz w:w="11906" w:h="16838"/>
+          <w:pgMar w:top="1701" w:right="1134" w:bottom="1985" w:left="1985" w:header="708" w:footer="708" w:gutter="0"/>
+          <w:cols w:space="708"/>
+          <w:docGrid w:linePitch="360"/>
+        </w:sectPr>
       </w:pPr>
       <w:r>
         <w:rPr>
           <w:lang w:val="vi-VN"/>
         </w:rPr>
         <w:t xml:space="preserve"> </w:t>
-      </w:r>
-      <w:r>
-        <w:rPr>
-          <w:lang w:val="vi-VN"/>
-        </w:rPr>
-        <w:br w:type="page"/>
-      </w:r>
-    </w:p>
-    <w:p>
-      <w:pPr>
-        <w:spacing w:before="0" w:after="200" w:line="276" w:lineRule="auto"/>
-      </w:pPr>
-      <w:r>
-        <w:br w:type="page"/>
       </w:r>
     </w:p>
     <w:p>
@@ -27134,12 +27135,12 @@
       </w:tblPr>
       <w:tblGrid>
         <w:gridCol w:w="792"/>
-        <w:gridCol w:w="2016"/>
-        <w:gridCol w:w="1152"/>
-        <w:gridCol w:w="1152"/>
-        <w:gridCol w:w="2160"/>
-        <w:gridCol w:w="2592"/>
-        <w:gridCol w:w="2304"/>
+        <w:gridCol w:w="1870"/>
+        <w:gridCol w:w="1068"/>
+        <w:gridCol w:w="984"/>
+        <w:gridCol w:w="1343"/>
+        <w:gridCol w:w="1630"/>
+        <w:gridCol w:w="1400"/>
       </w:tblGrid>
       <w:tr>
         <w:trPr>
@@ -28475,11 +28476,11 @@
       </w:tblPr>
       <w:tblGrid>
         <w:gridCol w:w="792"/>
-        <w:gridCol w:w="2592"/>
-        <w:gridCol w:w="1728"/>
-        <w:gridCol w:w="1152"/>
-        <w:gridCol w:w="2592"/>
-        <w:gridCol w:w="2160"/>
+        <w:gridCol w:w="1962"/>
+        <w:gridCol w:w="1475"/>
+        <w:gridCol w:w="1040"/>
+        <w:gridCol w:w="1958"/>
+        <w:gridCol w:w="1860"/>
       </w:tblGrid>
       <w:tr>
         <w:trPr>
@@ -30056,11 +30057,11 @@
         <w:tblLook w:val="04A0" w:firstRow="1" w:lastRow="0" w:firstColumn="1" w:lastColumn="0" w:noHBand="0" w:noVBand="1"/>
       </w:tblPr>
       <w:tblGrid>
-        <w:gridCol w:w="792"/>
-        <w:gridCol w:w="2160"/>
-        <w:gridCol w:w="3168"/>
-        <w:gridCol w:w="2880"/>
-        <w:gridCol w:w="2880"/>
+        <w:gridCol w:w="793"/>
+        <w:gridCol w:w="1674"/>
+        <w:gridCol w:w="2230"/>
+        <w:gridCol w:w="2093"/>
+        <w:gridCol w:w="2297"/>
       </w:tblGrid>
       <w:tr>
         <w:trPr>
@@ -30929,11 +30930,11 @@
       </w:tblPr>
       <w:tblGrid>
         <w:gridCol w:w="792"/>
-        <w:gridCol w:w="2592"/>
-        <w:gridCol w:w="1728"/>
-        <w:gridCol w:w="1728"/>
-        <w:gridCol w:w="2880"/>
-        <w:gridCol w:w="2880"/>
+        <w:gridCol w:w="2116"/>
+        <w:gridCol w:w="1269"/>
+        <w:gridCol w:w="1197"/>
+        <w:gridCol w:w="1726"/>
+        <w:gridCol w:w="1987"/>
       </w:tblGrid>
       <w:tr>
         <w:trPr>
@@ -32145,11 +32146,11 @@
       </w:tblPr>
       <w:tblGrid>
         <w:gridCol w:w="792"/>
-        <w:gridCol w:w="2592"/>
-        <w:gridCol w:w="3168"/>
-        <w:gridCol w:w="2016"/>
-        <w:gridCol w:w="2016"/>
-        <w:gridCol w:w="1728"/>
+        <w:gridCol w:w="1930"/>
+        <w:gridCol w:w="2080"/>
+        <w:gridCol w:w="1445"/>
+        <w:gridCol w:w="1445"/>
+        <w:gridCol w:w="1395"/>
       </w:tblGrid>
       <w:tr>
         <w:trPr>
@@ -33151,11 +33152,11 @@
         <w:tblLook w:val="04A0" w:firstRow="1" w:lastRow="0" w:firstColumn="1" w:lastColumn="0" w:noHBand="0" w:noVBand="1"/>
       </w:tblPr>
       <w:tblGrid>
-        <w:gridCol w:w="792"/>
-        <w:gridCol w:w="3168"/>
-        <w:gridCol w:w="2592"/>
-        <w:gridCol w:w="2592"/>
-        <w:gridCol w:w="3168"/>
+        <w:gridCol w:w="793"/>
+        <w:gridCol w:w="2207"/>
+        <w:gridCol w:w="1890"/>
+        <w:gridCol w:w="1890"/>
+        <w:gridCol w:w="2307"/>
       </w:tblGrid>
       <w:tr>
         <w:trPr>
@@ -33842,7 +33843,6 @@
         </w:tc>
       </w:tr>
     </w:tbl>
-    <w:p/>
     <w:p>
       <w:pPr>
         <w:pStyle w:val="Heading4"/>
@@ -33915,10 +33915,10 @@
       </w:tblPr>
       <w:tblGrid>
         <w:gridCol w:w="792"/>
-        <w:gridCol w:w="2226"/>
-        <w:gridCol w:w="2352"/>
-        <w:gridCol w:w="1904"/>
-        <w:gridCol w:w="1904"/>
+        <w:gridCol w:w="2201"/>
+        <w:gridCol w:w="2316"/>
+        <w:gridCol w:w="1889"/>
+        <w:gridCol w:w="1889"/>
       </w:tblGrid>
       <w:tr>
         <w:trPr>
@@ -34611,8 +34611,8 @@
           <w:lang w:val="en-US"/>
         </w:rPr>
         <w:sectPr>
-          <w:pgSz w:w="16838" w:h="11906" w:orient="landscape"/>
-          <w:pgMar w:top="1985" w:right="1701" w:bottom="1134" w:left="1985" w:header="708" w:footer="708" w:gutter="0"/>
+          <w:pgSz w:w="11906" w:h="16838"/>
+          <w:pgMar w:top="1701" w:right="1134" w:bottom="1985" w:left="1985" w:header="708" w:footer="708" w:gutter="0"/>
           <w:cols w:space="708"/>
           <w:docGrid w:linePitch="360"/>
         </w:sectPr>
@@ -34632,82 +34632,6 @@
           <w:lang w:val="en-US"/>
         </w:rPr>
         <w:t>TÀI LIỆU THAM KHẢO</w:t>
-      </w:r>
-    </w:p>
-    <w:p>
-      <w:pPr>
-        <w:pStyle w:val="Subtitle"/>
-      </w:pPr>
-      <w:r>
-        <w:t xml:space="preserve">[1] Phúc Long Coffee &amp; Tea, </w:t>
-      </w:r>
-      <w:r>
-        <w:rPr>
-          <w:lang w:val="en-US"/>
-        </w:rPr>
-        <w:t>“</w:t>
-      </w:r>
-      <w:r>
-        <w:t>Trang thông tin chính thức,”</w:t>
-      </w:r>
-      <w:r>
-        <w:rPr>
-          <w:lang w:val="en-US"/>
-        </w:rPr>
-        <w:t xml:space="preserve"> </w:t>
-      </w:r>
-      <w:r>
-        <w:t>https://www.phuclong.com.vn/ (truy cập ngày 09/08/2026).</w:t>
-      </w:r>
-    </w:p>
-    <w:p>
-      <w:pPr>
-        <w:pStyle w:val="Subtitle"/>
-      </w:pPr>
-      <w:r>
-        <w:t>[2] Masan Group, “About Us - Phuc Long Heritage,” https://www.masangroup.com/about-us/ (truy cập ngày 09/08/2026).</w:t>
-      </w:r>
-    </w:p>
-    <w:p>
-      <w:pPr>
-        <w:pStyle w:val="Subtitle"/>
-      </w:pPr>
-      <w:r>
-        <w:t>[3] Masan Group, “Record Profit in 2025; Masan Targets Double-Digit Earnings Growth in 2026,” 2026,</w:t>
-      </w:r>
-      <w:r>
-        <w:rPr>
-          <w:lang w:val="en-US"/>
-        </w:rPr>
-        <w:t xml:space="preserve"> </w:t>
-      </w:r>
-      <w:r>
-        <w:t>https://www.masangroup.com/news/masan-news/record-profit-in-2025-masan-targets-double-digit-earnings-growth-in-2026/.</w:t>
-      </w:r>
-    </w:p>
-    <w:p>
-      <w:pPr>
-        <w:pStyle w:val="Subtitle"/>
-      </w:pPr>
-      <w:r>
-        <w:t>[4] Object Management Group, “Business Process Model and Notation (BPMN), Version 2.0,” https://www.omg.org/spec/BPMN/2.0/.</w:t>
-      </w:r>
-    </w:p>
-    <w:p>
-      <w:pPr>
-        <w:pStyle w:val="Subtitle"/>
-      </w:pPr>
-      <w:r>
-        <w:t>[</w:t>
-      </w:r>
-      <w:r>
-        <w:rPr>
-          <w:lang w:val="en-US"/>
-        </w:rPr>
-        <w:t>5</w:t>
-      </w:r>
-      <w:r>
-        <w:t>] “BPMN 2.0 Poster,” BPM Offensive Berlin / Hasso Plattner Institute, tệp PDF tham khảo do nhóm cung cấp.</w:t>
       </w:r>
     </w:p>
     <w:p>
